--- a/docs/SHARIA_REVIEW.docx
+++ b/docs/SHARIA_REVIEW.docx
@@ -1963,7 +1963,7 @@
                 <w:sz w:val="21"/>
                 <w:rtl/>
               </w:rPr>
-              <w:t>«مَن غَشَّنَا فليس منّا» — رواه مسلم</w:t>
+              <w:t>«من غش فليس مني» — رواه مسلم</w:t>
             </w:r>
           </w:p>
           <w:p>
@@ -1980,7 +1980,7 @@
                 <w:sz w:val="21"/>
                 <w:rtl/>
               </w:rPr>
-              <w:t>«مرّ النبي على صُبرة طعام فأدخل يده فنالت أصابعه بللاً، فقال: ما هذا يا صاحب الطعام؟ قال: أصابته السماء، قال: أفلا جعلتَه فوق الطعام كي يراه الناس؟ من غشّ فليس مني» — رواه مسلم (بمعناه)</w:t>
+              <w:t>«مرّ النبي ﷺ على صُبرة طعام فأدخل يده فيها فنالت أصابعه بللاً، فقال: «ما هذا يا صاحب الطعام؟» قال: أصابته السماء يا رسول الله، قال: «أفلا جعلته فوق الطعام كي يراه الناس؟ من غش فليس مني»» — رواه مسلم</w:t>
             </w:r>
           </w:p>
         </w:tc>
@@ -2195,7 +2195,7 @@
                 <w:sz w:val="21"/>
                 <w:rtl/>
               </w:rPr>
-              <w:t>• لفظ حديث صُبرة الطعام وروايته في مسلم (نقلناه بالمعنى وكتبنا «بمعناه»).</w:t>
+              <w:t>• لفظ حديث صُبرة الطعام وروايته في مسلم (أُثبت لفظه كما في صحيح مسلم بعد المراجعة).</w:t>
             </w:r>
           </w:p>
           <w:p>
@@ -4202,7 +4202,7 @@
                 <w:sz w:val="21"/>
                 <w:rtl/>
               </w:rPr>
-              <w:t>الربا من أعظم المحرمات في المال. ومن صوره القرض الذي يشترط فيه المقرض زيادةً عند السداد. وقرارات المجامع الفقهية المعاصرة على أن الفائدة المصرفية المشروطة على القرض من الربا.</w:t>
+              <w:t>الربا من أعظم المحرمات في المال. ومن صوره القرض الذي يشترط فيه المقرض زيادةً عند السداد. وقرارات المجامع الفقهية المعاصرة (منها قرار مجمع الفقه الإسلامي الدولي رقم 10 في دورته الثانية بجدة) على أن الفائدة المصرفية المشروطة على القرض من الربا.</w:t>
             </w:r>
           </w:p>
           <w:p>
